--- a/Word/Module 2/DOCX/Realises/M2_03_Realise_Document_structure.docx
+++ b/Word/Module 2/DOCX/Realises/M2_03_Realise_Document_structure.docx
@@ -7,12 +7,23 @@
         <w:pStyle w:val="Title"/>
       </w:pPr>
       <w:r>
-        <w:t>Document structure - resultat</w:t>
+        <w:t>Document structuré - résultat</w:t>
       </w:r>
     </w:p>
     <w:p>
       <w:r>
-        <w:t>Sommaire automatique a inserer ici (mis a jour via F9).</w:t>
+        <w:fldChar w:fldCharType="begin"/>
+        <w:instrText xml:space="preserve"> TOC \o "1-3" \h \z \u </w:instrText>
+        <w:fldChar w:fldCharType="separate"/>
+      </w:r>
+      <w:r>
+        <w:t>Table des matieres automatique - cliquez puis F9 pour la mettre a jour.</w:t>
+        <w:fldChar w:fldCharType="end"/>
+      </w:r>
+    </w:p>
+    <w:p>
+      <w:r>
+        <w:br w:type="page"/>
       </w:r>
     </w:p>
     <w:p>
@@ -20,7 +31,7 @@
         <w:pStyle w:val="Heading1"/>
       </w:pPr>
       <w:r>
-        <w:t>1. Presentation du service</w:t>
+        <w:t>1. Présentation du service</w:t>
       </w:r>
     </w:p>
     <w:p>
@@ -33,7 +44,7 @@
     </w:p>
     <w:p>
       <w:r>
-        <w:t>Texte d'exemple complete.</w:t>
+        <w:t>Texte d'exemple complété.</w:t>
       </w:r>
     </w:p>
     <w:p>
@@ -46,7 +57,7 @@
     </w:p>
     <w:p>
       <w:r>
-        <w:t>Texte d'exemple complete.</w:t>
+        <w:t>Texte d'exemple complété.</w:t>
       </w:r>
     </w:p>
     <w:p>
@@ -54,7 +65,7 @@
         <w:pStyle w:val="Heading1"/>
       </w:pPr>
       <w:r>
-        <w:t>2. Procedures internes</w:t>
+        <w:t>2. Procédures internes</w:t>
       </w:r>
     </w:p>
     <w:p>
@@ -67,7 +78,7 @@
     </w:p>
     <w:p>
       <w:r>
-        <w:t>Texte d'exemple complete.</w:t>
+        <w:t>Texte d'exemple complété.</w:t>
       </w:r>
     </w:p>
     <w:p>
@@ -75,12 +86,12 @@
         <w:pStyle w:val="Heading2"/>
       </w:pPr>
       <w:r>
-        <w:t>2.2 Gestion des acces</w:t>
+        <w:t>2.2 Gestion des accès</w:t>
       </w:r>
     </w:p>
     <w:p>
       <w:r>
-        <w:t>Texte d'exemple complete.</w:t>
+        <w:t>Texte d'exemple complété.</w:t>
       </w:r>
     </w:p>
     <w:p>
@@ -93,7 +104,7 @@
     </w:p>
     <w:p>
       <w:r>
-        <w:t>Texte d'exemple complete.</w:t>
+        <w:t>Texte d'exemple complété.</w:t>
       </w:r>
     </w:p>
     <w:p>
@@ -114,7 +125,7 @@
     </w:p>
     <w:p>
       <w:r>
-        <w:t>Texte d'exemple complete.</w:t>
+        <w:t>Texte d'exemple complété.</w:t>
       </w:r>
     </w:p>
     <w:p>
@@ -122,22 +133,56 @@
         <w:pStyle w:val="Heading2"/>
       </w:pPr>
       <w:r>
-        <w:t>3.2 Documents de reference</w:t>
+        <w:t>3.2 Documents de référence</w:t>
       </w:r>
     </w:p>
     <w:p>
       <w:r>
-        <w:t>Texte d'exemple complete.</w:t>
+        <w:t>Texte d'exemple complété.</w:t>
       </w:r>
     </w:p>
     <w:sectPr>
+      <w:headerReference w:type="default" r:id="rId9"/>
+      <w:footerReference w:type="default" r:id="rId10"/>
       <w:pgSz w:w="12240" w:h="15840"/>
       <w:pgMar w:top="1440" w:right="1800" w:bottom="1440" w:left="1800" w:header="720" w:footer="720" w:gutter="0"/>
       <w:cols w:space="720"/>
+      <w:titlePg/>
       <w:docGrid w:linePitch="360"/>
     </w:sectPr>
   </w:body>
 </w:document>
+</file>
+
+<file path=word/footer1.xml><?xml version="1.0" encoding="utf-8"?>
+<w:ftr xmlns:m="http://schemas.openxmlformats.org/officeDocument/2006/math" xmlns:mc="http://schemas.openxmlformats.org/markup-compatibility/2006" xmlns:mo="http://schemas.microsoft.com/office/mac/office/2008/main" xmlns:mv="urn:schemas-microsoft-com:mac:vml" xmlns:o="urn:schemas-microsoft-com:office:office" xmlns:r="http://schemas.openxmlformats.org/officeDocument/2006/relationships" xmlns:v="urn:schemas-microsoft-com:vml" xmlns:w10="urn:schemas-microsoft-com:office:word" xmlns:w14="http://schemas.microsoft.com/office/word/2010/wordml" xmlns:w="http://schemas.openxmlformats.org/wordprocessingml/2006/main" xmlns:wne="http://schemas.microsoft.com/office/word/2006/wordml" xmlns:wp14="http://schemas.microsoft.com/office/word/2010/wordprocessingDrawing" xmlns:wp="http://schemas.openxmlformats.org/drawingml/2006/wordprocessingDrawing" xmlns:wpc="http://schemas.microsoft.com/office/word/2010/wordprocessingCanvas" xmlns:wpg="http://schemas.microsoft.com/office/word/2010/wordprocessingGroup" xmlns:wpi="http://schemas.microsoft.com/office/word/2010/wordprocessingInk" xmlns:wps="http://schemas.microsoft.com/office/word/2010/wordprocessingShape" mc:Ignorable="w14 wp14">
+  <w:p>
+    <w:pPr>
+      <w:pStyle w:val="Footer"/>
+    </w:pPr>
+    <w:r>
+      <w:t xml:space="preserve">Page </w:t>
+    </w:r>
+    <w:r>
+      <w:fldChar w:fldCharType="begin"/>
+      <w:instrText xml:space="preserve"> PAGE </w:instrText>
+      <w:fldChar w:fldCharType="end"/>
+    </w:r>
+  </w:p>
+</w:ftr>
+</file>
+
+<file path=word/header1.xml><?xml version="1.0" encoding="utf-8"?>
+<w:hdr xmlns:m="http://schemas.openxmlformats.org/officeDocument/2006/math" xmlns:mc="http://schemas.openxmlformats.org/markup-compatibility/2006" xmlns:mo="http://schemas.microsoft.com/office/mac/office/2008/main" xmlns:mv="urn:schemas-microsoft-com:mac:vml" xmlns:o="urn:schemas-microsoft-com:office:office" xmlns:r="http://schemas.openxmlformats.org/officeDocument/2006/relationships" xmlns:v="urn:schemas-microsoft-com:vml" xmlns:w10="urn:schemas-microsoft-com:office:word" xmlns:w14="http://schemas.microsoft.com/office/word/2010/wordml" xmlns:w="http://schemas.openxmlformats.org/wordprocessingml/2006/main" xmlns:wne="http://schemas.microsoft.com/office/word/2006/wordml" xmlns:wp14="http://schemas.microsoft.com/office/word/2010/wordprocessingDrawing" xmlns:wp="http://schemas.openxmlformats.org/drawingml/2006/wordprocessingDrawing" xmlns:wpc="http://schemas.microsoft.com/office/word/2010/wordprocessingCanvas" xmlns:wpg="http://schemas.microsoft.com/office/word/2010/wordprocessingGroup" xmlns:wpi="http://schemas.microsoft.com/office/word/2010/wordprocessingInk" xmlns:wps="http://schemas.microsoft.com/office/word/2010/wordprocessingShape" mc:Ignorable="w14 wp14">
+  <w:p>
+    <w:pPr>
+      <w:pStyle w:val="Header"/>
+    </w:pPr>
+    <w:r>
+      <w:t>Document structuré</w:t>
+    </w:r>
+  </w:p>
+</w:hdr>
 </file>
 
 <file path=word/numbering.xml><?xml version="1.0" encoding="utf-8"?>
